--- a/shopping-cart-spring-boot-main/uploads/academic/1/doc_6.docx
+++ b/shopping-cart-spring-boot-main/uploads/academic/1/doc_6.docx
@@ -110,7 +110,7 @@
           <w:sz w:val="24"/>
           <w:b w:val="off"/>
         </w:rPr>
-        <w:t>๑. ชื่อ-สกุล ผู้เสนอขอ นายjo ขอกำหนดตำแหน่ง ศาสตราจารย์</w:t>
+        <w:t>๑. ชื่อ-สกุล ผู้เสนอขอ นายApec ขอกำหนดตำแหน่ง ผู้ช่วยศาสตราจารย์</w:t>
       </w:r>
     </w:p>
     <w:p>
@@ -1126,6 +1126,30 @@
                 <w:sz w:val="24"/>
                 <w:b w:val="off"/>
               </w:rPr>
+              <w:t>๓.๐</w:t>
+            </w:r>
+          </w:p>
+        </w:tc>
+        <w:tc>
+          <w:tcPr>
+            <w:tcW w:w="567" w:type="dxa"/>
+          </w:tcPr>
+          <w:p>
+            <w:pPr>
+              <w:spacing w:after="0"/>
+              <w:rPr>
+                <w:rFonts w:ascii="TH Sarabun New" w:hAnsi="TH Sarabun New" w:cs="TH Sarabun New"/>
+                <w:sz w:val="24"/>
+                <w:szCs w:val="24"/>
+                <w:cs/>
+              </w:rPr>
+            </w:pPr>
+            <w:r>
+              <w:rPr>
+                <w:rFonts w:ascii="TH Sarabun New" w:hAnsi="TH Sarabun New" w:cs="TH Sarabun New" w:eastAsia="TH Sarabun New"/>
+                <w:sz w:val="24"/>
+                <w:b w:val="off"/>
+              </w:rPr>
               <w:t/>
             </w:r>
           </w:p>
@@ -1156,11 +1180,38 @@
         </w:tc>
         <w:tc>
           <w:tcPr>
-            <w:tcW w:w="567" w:type="dxa"/>
-          </w:tcPr>
-          <w:p>
-            <w:pPr>
-              <w:spacing w:after="0"/>
+            <w:tcW w:w="850" w:type="dxa"/>
+          </w:tcPr>
+          <w:p>
+            <w:pPr>
+              <w:spacing w:after="0"/>
+              <w:jc w:val="center"/>
+              <w:rPr>
+                <w:rFonts w:ascii="TH Sarabun New" w:hAnsi="TH Sarabun New" w:cs="TH Sarabun New"/>
+                <w:sz w:val="24"/>
+                <w:szCs w:val="24"/>
+                <w:cs/>
+              </w:rPr>
+            </w:pPr>
+            <w:r>
+              <w:rPr>
+                <w:rFonts w:ascii="TH Sarabun New" w:hAnsi="TH Sarabun New" w:cs="TH Sarabun New"/>
+                <w:sz w:val="24"/>
+                <w:szCs w:val="24"/>
+                <w:cs/>
+              </w:rPr>
+              <w:t>๒๐</w:t>
+            </w:r>
+          </w:p>
+        </w:tc>
+        <w:tc>
+          <w:tcPr>
+            <w:tcW w:w="704" w:type="dxa"/>
+          </w:tcPr>
+          <w:p>
+            <w:pPr>
+              <w:spacing w:after="0"/>
+              <w:jc w:val="center"/>
               <w:rPr>
                 <w:rFonts w:ascii="TH Sarabun New" w:hAnsi="TH Sarabun New" w:cs="TH Sarabun New"/>
                 <w:sz w:val="24"/>
@@ -1174,58 +1225,7 @@
                 <w:sz w:val="24"/>
                 <w:b w:val="off"/>
               </w:rPr>
-              <w:t>๕.๐</w:t>
-            </w:r>
-          </w:p>
-        </w:tc>
-        <w:tc>
-          <w:tcPr>
-            <w:tcW w:w="850" w:type="dxa"/>
-          </w:tcPr>
-          <w:p>
-            <w:pPr>
-              <w:spacing w:after="0"/>
-              <w:jc w:val="center"/>
-              <w:rPr>
-                <w:rFonts w:ascii="TH Sarabun New" w:hAnsi="TH Sarabun New" w:cs="TH Sarabun New"/>
-                <w:sz w:val="24"/>
-                <w:szCs w:val="24"/>
-                <w:cs/>
-              </w:rPr>
-            </w:pPr>
-            <w:r>
-              <w:rPr>
-                <w:rFonts w:ascii="TH Sarabun New" w:hAnsi="TH Sarabun New" w:cs="TH Sarabun New"/>
-                <w:sz w:val="24"/>
-                <w:szCs w:val="24"/>
-                <w:cs/>
-              </w:rPr>
-              <w:t>๒๐</w:t>
-            </w:r>
-          </w:p>
-        </w:tc>
-        <w:tc>
-          <w:tcPr>
-            <w:tcW w:w="704" w:type="dxa"/>
-          </w:tcPr>
-          <w:p>
-            <w:pPr>
-              <w:spacing w:after="0"/>
-              <w:jc w:val="center"/>
-              <w:rPr>
-                <w:rFonts w:ascii="TH Sarabun New" w:hAnsi="TH Sarabun New" w:cs="TH Sarabun New"/>
-                <w:sz w:val="24"/>
-                <w:szCs w:val="24"/>
-                <w:cs/>
-              </w:rPr>
-            </w:pPr>
-            <w:r>
-              <w:rPr>
-                <w:rFonts w:ascii="TH Sarabun New" w:hAnsi="TH Sarabun New" w:cs="TH Sarabun New" w:eastAsia="TH Sarabun New"/>
-                <w:sz w:val="24"/>
-                <w:b w:val="off"/>
-              </w:rPr>
-              <w:t>๒๐.๐๐</w:t>
+              <w:t>๑๒.๐๐</w:t>
             </w:r>
           </w:p>
         </w:tc>
@@ -1514,6 +1514,30 @@
                 <w:sz w:val="24"/>
                 <w:b w:val="off"/>
               </w:rPr>
+              <w:t>๑.๐</w:t>
+            </w:r>
+          </w:p>
+        </w:tc>
+        <w:tc>
+          <w:tcPr>
+            <w:tcW w:w="567" w:type="dxa"/>
+          </w:tcPr>
+          <w:p>
+            <w:pPr>
+              <w:spacing w:after="0"/>
+              <w:rPr>
+                <w:rFonts w:ascii="TH Sarabun New" w:hAnsi="TH Sarabun New" w:cs="TH Sarabun New"/>
+                <w:sz w:val="24"/>
+                <w:szCs w:val="24"/>
+                <w:cs/>
+              </w:rPr>
+            </w:pPr>
+            <w:r>
+              <w:rPr>
+                <w:rFonts w:ascii="TH Sarabun New" w:hAnsi="TH Sarabun New" w:cs="TH Sarabun New" w:eastAsia="TH Sarabun New"/>
+                <w:sz w:val="24"/>
+                <w:b w:val="off"/>
+              </w:rPr>
               <w:t/>
             </w:r>
           </w:p>
@@ -1592,11 +1616,38 @@
         </w:tc>
         <w:tc>
           <w:tcPr>
-            <w:tcW w:w="567" w:type="dxa"/>
-          </w:tcPr>
-          <w:p>
-            <w:pPr>
-              <w:spacing w:after="0"/>
+            <w:tcW w:w="850" w:type="dxa"/>
+          </w:tcPr>
+          <w:p>
+            <w:pPr>
+              <w:spacing w:after="0"/>
+              <w:jc w:val="center"/>
+              <w:rPr>
+                <w:rFonts w:ascii="TH Sarabun New" w:hAnsi="TH Sarabun New" w:cs="TH Sarabun New"/>
+                <w:sz w:val="24"/>
+                <w:szCs w:val="24"/>
+                <w:cs/>
+              </w:rPr>
+            </w:pPr>
+            <w:r>
+              <w:rPr>
+                <w:rFonts w:ascii="TH Sarabun New" w:hAnsi="TH Sarabun New" w:cs="TH Sarabun New"/>
+                <w:sz w:val="24"/>
+                <w:szCs w:val="24"/>
+                <w:cs/>
+              </w:rPr>
+              <w:t>๓๐</w:t>
+            </w:r>
+          </w:p>
+        </w:tc>
+        <w:tc>
+          <w:tcPr>
+            <w:tcW w:w="704" w:type="dxa"/>
+          </w:tcPr>
+          <w:p>
+            <w:pPr>
+              <w:spacing w:after="0"/>
+              <w:jc w:val="center"/>
               <w:rPr>
                 <w:rFonts w:ascii="TH Sarabun New" w:hAnsi="TH Sarabun New" w:cs="TH Sarabun New"/>
                 <w:sz w:val="24"/>
@@ -1610,58 +1661,7 @@
                 <w:sz w:val="24"/>
                 <w:b w:val="off"/>
               </w:rPr>
-              <w:t>๕.๐</w:t>
-            </w:r>
-          </w:p>
-        </w:tc>
-        <w:tc>
-          <w:tcPr>
-            <w:tcW w:w="850" w:type="dxa"/>
-          </w:tcPr>
-          <w:p>
-            <w:pPr>
-              <w:spacing w:after="0"/>
-              <w:jc w:val="center"/>
-              <w:rPr>
-                <w:rFonts w:ascii="TH Sarabun New" w:hAnsi="TH Sarabun New" w:cs="TH Sarabun New"/>
-                <w:sz w:val="24"/>
-                <w:szCs w:val="24"/>
-                <w:cs/>
-              </w:rPr>
-            </w:pPr>
-            <w:r>
-              <w:rPr>
-                <w:rFonts w:ascii="TH Sarabun New" w:hAnsi="TH Sarabun New" w:cs="TH Sarabun New"/>
-                <w:sz w:val="24"/>
-                <w:szCs w:val="24"/>
-                <w:cs/>
-              </w:rPr>
-              <w:t>๓๐</w:t>
-            </w:r>
-          </w:p>
-        </w:tc>
-        <w:tc>
-          <w:tcPr>
-            <w:tcW w:w="704" w:type="dxa"/>
-          </w:tcPr>
-          <w:p>
-            <w:pPr>
-              <w:spacing w:after="0"/>
-              <w:jc w:val="center"/>
-              <w:rPr>
-                <w:rFonts w:ascii="TH Sarabun New" w:hAnsi="TH Sarabun New" w:cs="TH Sarabun New"/>
-                <w:sz w:val="24"/>
-                <w:szCs w:val="24"/>
-                <w:cs/>
-              </w:rPr>
-            </w:pPr>
-            <w:r>
-              <w:rPr>
-                <w:rFonts w:ascii="TH Sarabun New" w:hAnsi="TH Sarabun New" w:cs="TH Sarabun New" w:eastAsia="TH Sarabun New"/>
-                <w:sz w:val="24"/>
-                <w:b w:val="off"/>
-              </w:rPr>
-              <w:t>๓๐.๐๐</w:t>
+              <w:t>๖.๐๐</w:t>
             </w:r>
           </w:p>
         </w:tc>
@@ -1712,7 +1712,47 @@
                 <w:szCs w:val="20"/>
                 <w:cs/>
               </w:rPr>
-              <w:t xml:space="preserve"> เช่น มคอ. ๓ มคอ.๕</w:t>
+              <w:t xml:space="preserve"> เช่น </w:t>
+            </w:r>
+            <w:proofErr w:type="spellStart"/>
+            <w:r>
+              <w:rPr>
+                <w:rFonts w:ascii="TH Sarabun New" w:hAnsi="TH Sarabun New" w:cs="TH Sarabun New"/>
+                <w:sz w:val="20"/>
+                <w:szCs w:val="20"/>
+                <w:cs/>
+              </w:rPr>
+              <w:t>มคอ</w:t>
+            </w:r>
+            <w:proofErr w:type="spellEnd"/>
+            <w:r>
+              <w:rPr>
+                <w:rFonts w:ascii="TH Sarabun New" w:hAnsi="TH Sarabun New" w:cs="TH Sarabun New"/>
+                <w:sz w:val="20"/>
+                <w:szCs w:val="20"/>
+                <w:cs/>
+              </w:rPr>
+              <w:t xml:space="preserve">. ๓ </w:t>
+            </w:r>
+            <w:proofErr w:type="spellStart"/>
+            <w:r>
+              <w:rPr>
+                <w:rFonts w:ascii="TH Sarabun New" w:hAnsi="TH Sarabun New" w:cs="TH Sarabun New"/>
+                <w:sz w:val="20"/>
+                <w:szCs w:val="20"/>
+                <w:cs/>
+              </w:rPr>
+              <w:t>มคอ</w:t>
+            </w:r>
+            <w:proofErr w:type="spellEnd"/>
+            <w:r>
+              <w:rPr>
+                <w:rFonts w:ascii="TH Sarabun New" w:hAnsi="TH Sarabun New" w:cs="TH Sarabun New"/>
+                <w:sz w:val="20"/>
+                <w:szCs w:val="20"/>
+                <w:cs/>
+              </w:rPr>
+              <w:t>.๕</w:t>
             </w:r>
             <w:r>
               <w:rPr>
@@ -2215,6 +2255,30 @@
                 <w:sz w:val="24"/>
                 <w:b w:val="off"/>
               </w:rPr>
+              <w:t>๓.๐</w:t>
+            </w:r>
+          </w:p>
+        </w:tc>
+        <w:tc>
+          <w:tcPr>
+            <w:tcW w:w="567" w:type="dxa"/>
+          </w:tcPr>
+          <w:p>
+            <w:pPr>
+              <w:spacing w:after="0"/>
+              <w:rPr>
+                <w:rFonts w:ascii="TH Sarabun New" w:hAnsi="TH Sarabun New" w:cs="TH Sarabun New"/>
+                <w:sz w:val="24"/>
+                <w:szCs w:val="24"/>
+                <w:cs/>
+              </w:rPr>
+            </w:pPr>
+            <w:r>
+              <w:rPr>
+                <w:rFonts w:ascii="TH Sarabun New" w:hAnsi="TH Sarabun New" w:cs="TH Sarabun New" w:eastAsia="TH Sarabun New"/>
+                <w:sz w:val="24"/>
+                <w:b w:val="off"/>
+              </w:rPr>
               <w:t/>
             </w:r>
           </w:p>
@@ -2245,11 +2309,38 @@
         </w:tc>
         <w:tc>
           <w:tcPr>
-            <w:tcW w:w="567" w:type="dxa"/>
-          </w:tcPr>
-          <w:p>
-            <w:pPr>
-              <w:spacing w:after="0"/>
+            <w:tcW w:w="850" w:type="dxa"/>
+          </w:tcPr>
+          <w:p>
+            <w:pPr>
+              <w:spacing w:after="0"/>
+              <w:jc w:val="center"/>
+              <w:rPr>
+                <w:rFonts w:ascii="TH Sarabun New" w:hAnsi="TH Sarabun New" w:cs="TH Sarabun New"/>
+                <w:sz w:val="24"/>
+                <w:szCs w:val="24"/>
+                <w:cs/>
+              </w:rPr>
+            </w:pPr>
+            <w:r>
+              <w:rPr>
+                <w:rFonts w:ascii="TH Sarabun New" w:hAnsi="TH Sarabun New" w:cs="TH Sarabun New"/>
+                <w:sz w:val="24"/>
+                <w:szCs w:val="24"/>
+                <w:cs/>
+              </w:rPr>
+              <w:t>๓๐</w:t>
+            </w:r>
+          </w:p>
+        </w:tc>
+        <w:tc>
+          <w:tcPr>
+            <w:tcW w:w="704" w:type="dxa"/>
+          </w:tcPr>
+          <w:p>
+            <w:pPr>
+              <w:spacing w:after="0"/>
+              <w:jc w:val="center"/>
               <w:rPr>
                 <w:rFonts w:ascii="TH Sarabun New" w:hAnsi="TH Sarabun New" w:cs="TH Sarabun New"/>
                 <w:sz w:val="24"/>
@@ -2263,58 +2354,7 @@
                 <w:sz w:val="24"/>
                 <w:b w:val="off"/>
               </w:rPr>
-              <w:t>๕.๐</w:t>
-            </w:r>
-          </w:p>
-        </w:tc>
-        <w:tc>
-          <w:tcPr>
-            <w:tcW w:w="850" w:type="dxa"/>
-          </w:tcPr>
-          <w:p>
-            <w:pPr>
-              <w:spacing w:after="0"/>
-              <w:jc w:val="center"/>
-              <w:rPr>
-                <w:rFonts w:ascii="TH Sarabun New" w:hAnsi="TH Sarabun New" w:cs="TH Sarabun New"/>
-                <w:sz w:val="24"/>
-                <w:szCs w:val="24"/>
-                <w:cs/>
-              </w:rPr>
-            </w:pPr>
-            <w:r>
-              <w:rPr>
-                <w:rFonts w:ascii="TH Sarabun New" w:hAnsi="TH Sarabun New" w:cs="TH Sarabun New"/>
-                <w:sz w:val="24"/>
-                <w:szCs w:val="24"/>
-                <w:cs/>
-              </w:rPr>
-              <w:t>๓๐</w:t>
-            </w:r>
-          </w:p>
-        </w:tc>
-        <w:tc>
-          <w:tcPr>
-            <w:tcW w:w="704" w:type="dxa"/>
-          </w:tcPr>
-          <w:p>
-            <w:pPr>
-              <w:spacing w:after="0"/>
-              <w:jc w:val="center"/>
-              <w:rPr>
-                <w:rFonts w:ascii="TH Sarabun New" w:hAnsi="TH Sarabun New" w:cs="TH Sarabun New"/>
-                <w:sz w:val="24"/>
-                <w:szCs w:val="24"/>
-                <w:cs/>
-              </w:rPr>
-            </w:pPr>
-            <w:r>
-              <w:rPr>
-                <w:rFonts w:ascii="TH Sarabun New" w:hAnsi="TH Sarabun New" w:cs="TH Sarabun New" w:eastAsia="TH Sarabun New"/>
-                <w:sz w:val="24"/>
-                <w:b w:val="off"/>
-              </w:rPr>
-              <w:t>๓๐.๐๐</w:t>
+              <w:t>๑๘.๐๐</w:t>
             </w:r>
           </w:p>
         </w:tc>
@@ -2672,7 +2712,7 @@
                 <w:sz w:val="24"/>
                 <w:b w:val="off"/>
               </w:rPr>
-              <w:t/>
+              <w:t>๔.๐</w:t>
             </w:r>
           </w:p>
         </w:tc>
@@ -2699,7 +2739,7 @@
                 <w:sz w:val="24"/>
                 <w:b w:val="off"/>
               </w:rPr>
-              <w:t>๕.๐</w:t>
+              <w:t/>
             </w:r>
           </w:p>
         </w:tc>
@@ -2756,7 +2796,7 @@
                 <w:sz w:val="24"/>
                 <w:b w:val="off"/>
               </w:rPr>
-              <w:t>๒๐.๐๐</w:t>
+              <w:t>๑๖.๐๐</w:t>
             </w:r>
           </w:p>
         </w:tc>
@@ -3048,7 +3088,7 @@
                 <w:sz w:val="24"/>
                 <w:b w:val="off"/>
               </w:rPr>
-              <w:t>๑๐๐.๐๐</w:t>
+              <w:t>๕๒.๐๐</w:t>
             </w:r>
           </w:p>
         </w:tc>
@@ -3173,15 +3213,13 @@
       <w:proofErr w:type="gramEnd"/>
       <w:proofErr w:type="gramStart"/>
       <w:proofErr w:type="gramEnd"/>
-      <w:proofErr w:type="gramStart"/>
-      <w:proofErr w:type="gramEnd"/>
       <w:r>
         <w:rPr>
           <w:rFonts w:ascii="TH Sarabun New" w:hAnsi="TH Sarabun New" w:cs="TH Sarabun New" w:eastAsia="TH Sarabun New"/>
           <w:sz w:val="20"/>
           <w:b w:val="off"/>
         </w:rPr>
-        <w:t>☐ ไม่ผ่าน   ☐ ชำนาญ  ☐ ชำนาญพิเศษ   ☑เชี่ยวชาญ</w:t>
+        <w:t>☑︎ ไม่ผ่าน  ☐ ชำนาญ  ☐ ชำนาญพิเศษ ☐เชี่ยวชาญ</w:t>
       </w:r>
     </w:p>
     <w:p>
@@ -3200,7 +3238,7 @@
           <w:sz w:val="20"/>
           <w:b w:val="off"/>
         </w:rPr>
-        <w:t xml:space="preserve">๑. ปริมาณและคุณภาพของเอกสารและหลักฐานที่ใช้ในการประเมินการสอน	๒๐.๐๐ คะแนน                		 </w:t>
+        <w:t xml:space="preserve">๑. ปริมาณและคุณภาพของเอกสารและหลักฐานที่ใช้ในการประเมินการสอน	๑๒.๐๐ คะแนน                		 </w:t>
       </w:r>
     </w:p>
     <w:p>
@@ -3219,7 +3257,7 @@
           <w:sz w:val="20"/>
           <w:b w:val="off"/>
         </w:rPr>
-        <w:t>๒. ความสามารถด้านการวางแผนการสอนและการประเมินผลการเรียนการสอน	๓๐.๐๐ คะแนน</w:t>
+        <w:t>๒. ความสามารถด้านการวางแผนการสอนและการประเมินผลการเรียนการสอน	๖.๐๐ คะแนน</w:t>
       </w:r>
     </w:p>
     <w:p>
@@ -3237,7 +3275,7 @@
           <w:sz w:val="20"/>
           <w:b w:val="off"/>
         </w:rPr>
-        <w:t>๓. ความสามารถด้านการจัดการเรียนการสอน				๓๐.๐๐ คะแนน</w:t>
+        <w:t>๓. ความสามารถด้านการจัดการเรียนการสอน			๑๘.๐๐ คะแนน</w:t>
       </w:r>
     </w:p>
     <w:p>
@@ -3256,7 +3294,7 @@
           <w:sz w:val="20"/>
           <w:b w:val="off"/>
         </w:rPr>
-        <w:t xml:space="preserve">๔. ความเป็นผู้มีคุณธรรมจริยธรรม และวิญญาณความเป็นครู			๒๐.๐๐ คะแนน 	</w:t>
+        <w:t xml:space="preserve">๔. ความเป็นผู้มีคุณธรรมจริยธรรม และวิญญาณความเป็นครู		๑๖.๐๐ คะแนน </w:t>
       </w:r>
     </w:p>
     <w:p>
@@ -3275,7 +3313,7 @@
           <w:sz w:val="20"/>
           <w:b w:val="on"/>
         </w:rPr>
-        <w:t xml:space="preserve">                          รวม ๔ ด้าน		    				๑๐๐.๐๐ คะแนน	      </w:t>
+        <w:t xml:space="preserve">                          รวม ๔ ด้าน				๕๒.๐๐  คะแนน</w:t>
       </w:r>
     </w:p>
     <w:p>
@@ -3300,12 +3338,22 @@
         </w:rPr>
         <w:t>เกณฑ์การประเมิน</w:t>
       </w:r>
+      <w:r>
+        <w:rPr>
+          <w:rFonts w:ascii="TH Sarabun New" w:hAnsi="TH Sarabun New" w:cs="TH Sarabun New"/>
+          <w:b/>
+          <w:bCs/>
+          <w:sz w:val="24"/>
+          <w:szCs w:val="24"/>
+        </w:rPr>
+        <w:t xml:space="preserve">                                                                                                 </w:t>
+      </w:r>
     </w:p>
     <w:p>
       <w:pPr>
         <w:spacing w:after="0"/>
         <w:rPr>
-          <w:rFonts w:ascii="TH Sarabun New" w:hAnsi="TH Sarabun New" w:cs="TH Sarabun New"/>
+          <w:rFonts w:ascii="TH Sarabun New" w:hAnsi="TH Sarabun New" w:cs="TH Sarabun New" w:hint="cs"/>
           <w:sz w:val="20"/>
           <w:szCs w:val="20"/>
           <w:cs/>
@@ -3335,7 +3383,6 @@
           <w:szCs w:val="20"/>
         </w:rPr>
         <w:tab/>
-        <w:t xml:space="preserve">  </w:t>
       </w:r>
     </w:p>
     <w:p>
@@ -3355,31 +3402,31 @@
           <w:szCs w:val="20"/>
           <w:cs/>
         </w:rPr>
-        <w:t xml:space="preserve">ผลรวมค่าน้ำหนักคะแนนที่ได้ เท่ากับ ๕๗-๗๐ ให้ถือว่าผลการสอนอยู่ในระดับ ชำนาญ </w:t>
-      </w:r>
-      <w:r>
-        <w:rPr>
-          <w:rFonts w:ascii="TH Sarabun New" w:hAnsi="TH Sarabun New" w:cs="TH Sarabun New"/>
-          <w:sz w:val="20"/>
-          <w:szCs w:val="20"/>
-        </w:rPr>
-        <w:tab/>
-      </w:r>
-      <w:r>
-        <w:rPr>
-          <w:rFonts w:ascii="TH Sarabun New" w:hAnsi="TH Sarabun New" w:cs="TH Sarabun New"/>
+        <w:t>ผลรวมค่าน้ำหนักคะแนนที่ได้ เท่ากับ ๕๗-๗๐ ให้ถือว่าผลการสอนอยู่ในระดับ ชำนาญ</w:t>
+      </w:r>
+      <w:r>
+        <w:rPr>
+          <w:rFonts w:ascii="TH Sarabun New" w:hAnsi="TH Sarabun New" w:cs="TH Sarabun New" w:hint="cs"/>
           <w:sz w:val="20"/>
           <w:szCs w:val="20"/>
           <w:cs/>
         </w:rPr>
-        <w:tab/>
+        <w:t xml:space="preserve">                               </w:t>
+      </w:r>
+      <w:r>
+        <w:rPr>
+          <w:rFonts w:ascii="TH Sarabun New" w:hAnsi="TH Sarabun New" w:cs="TH Sarabun New"/>
+          <w:sz w:val="20"/>
+          <w:szCs w:val="20"/>
+        </w:rPr>
+        <w:t xml:space="preserve">                     </w:t>
       </w:r>
     </w:p>
     <w:p>
       <w:pPr>
         <w:spacing w:after="0"/>
         <w:rPr>
-          <w:rFonts w:ascii="TH Sarabun New" w:hAnsi="TH Sarabun New" w:cs="TH Sarabun New"/>
+          <w:rFonts w:ascii="TH Sarabun New" w:hAnsi="TH Sarabun New" w:cs="TH Sarabun New" w:hint="cs"/>
           <w:sz w:val="20"/>
           <w:szCs w:val="20"/>
         </w:rPr>
@@ -3393,24 +3440,22 @@
         </w:rPr>
         <w:t xml:space="preserve">ผลรวมค่าน้ำหนักคะแนนที่ได้ เท่ากับ ๗๑-๘๕ ให้ถือว่าผลการสอนอยู่ในระดับ ชำนาญพิเศษ </w:t>
       </w:r>
-    </w:p>
-    <w:p>
-      <w:pPr>
-        <w:spacing w:after="0" w:line="240" w:lineRule="auto"/>
-        <w:rPr>
-          <w:rFonts w:ascii="TH Sarabun New" w:hAnsi="TH Sarabun New" w:cs="TH Sarabun New"/>
-          <w:sz w:val="20"/>
-          <w:szCs w:val="20"/>
-        </w:rPr>
-      </w:pPr>
-      <w:r>
-        <w:rPr>
-          <w:rFonts w:ascii="TH Sarabun New" w:hAnsi="TH Sarabun New" w:cs="TH Sarabun New"/>
+      <w:r>
+        <w:rPr>
+          <w:rFonts w:ascii="TH Sarabun New" w:hAnsi="TH Sarabun New" w:cs="TH Sarabun New" w:hint="cs"/>
           <w:sz w:val="20"/>
           <w:szCs w:val="20"/>
           <w:cs/>
         </w:rPr>
-        <w:t>ผลรวมค่าน้ำหนักคะแนนที่ได้ เท่ากับ ๘๖-๑๐๐ ให้ถือว่าผลการสอนอยู่ในระดับ เชี่ยวชาญ</w:t>
+        <w:t xml:space="preserve">              </w:t>
+      </w:r>
+      <w:r>
+        <w:rPr>
+          <w:rFonts w:ascii="TH Sarabun New" w:hAnsi="TH Sarabun New" w:cs="TH Sarabun New"/>
+          <w:sz w:val="20"/>
+          <w:szCs w:val="20"/>
+        </w:rPr>
+        <w:t xml:space="preserve">                              </w:t>
       </w:r>
     </w:p>
     <w:p>
@@ -3418,6 +3463,59 @@
         <w:spacing w:after="0" w:line="240" w:lineRule="auto"/>
         <w:rPr>
           <w:rFonts w:ascii="TH Sarabun New" w:hAnsi="TH Sarabun New" w:cs="TH Sarabun New"/>
+          <w:sz w:val="20"/>
+          <w:szCs w:val="20"/>
+        </w:rPr>
+      </w:pPr>
+      <w:r>
+        <w:rPr>
+          <w:rFonts w:ascii="TH Sarabun New" w:hAnsi="TH Sarabun New" w:cs="TH Sarabun New"/>
+          <w:sz w:val="20"/>
+          <w:szCs w:val="20"/>
+          <w:cs/>
+        </w:rPr>
+        <w:t>ผลรวมค่าน้ำหนักคะแนนที่ได้ เท่ากับ ๘๖-๑๐๐ ให้ถือว่าผลการสอนอยู่ในระดับ เชี่ยวชาญ</w:t>
+      </w:r>
+      <w:r>
+        <w:rPr>
+          <w:rFonts w:ascii="TH Sarabun New" w:hAnsi="TH Sarabun New" w:cs="TH Sarabun New" w:hint="cs"/>
+          <w:sz w:val="20"/>
+          <w:szCs w:val="20"/>
+          <w:cs/>
+        </w:rPr>
+        <w:t xml:space="preserve">                       </w:t>
+      </w:r>
+      <w:r>
+        <w:rPr>
+          <w:rFonts w:ascii="TH Sarabun New" w:hAnsi="TH Sarabun New" w:cs="TH Sarabun New"/>
+          <w:sz w:val="20"/>
+          <w:szCs w:val="20"/>
+        </w:rPr>
+        <w:t xml:space="preserve">  </w:t>
+      </w:r>
+      <w:r>
+        <w:rPr>
+          <w:rFonts w:ascii="TH Sarabun New" w:hAnsi="TH Sarabun New" w:cs="TH Sarabun New" w:hint="cs"/>
+          <w:sz w:val="20"/>
+          <w:szCs w:val="20"/>
+          <w:cs/>
+        </w:rPr>
+        <w:t xml:space="preserve"> </w:t>
+      </w:r>
+      <w:r>
+        <w:rPr>
+          <w:rFonts w:ascii="TH Sarabun New" w:hAnsi="TH Sarabun New" w:cs="TH Sarabun New"/>
+          <w:sz w:val="20"/>
+          <w:szCs w:val="20"/>
+        </w:rPr>
+        <w:t xml:space="preserve">                        </w:t>
+      </w:r>
+    </w:p>
+    <w:p>
+      <w:pPr>
+        <w:spacing w:after="0" w:line="240" w:lineRule="auto"/>
+        <w:rPr>
+          <w:rFonts w:ascii="TH Sarabun New" w:hAnsi="TH Sarabun New" w:cs="TH Sarabun New"/>
           <w:szCs w:val="22"/>
         </w:rPr>
       </w:pPr>
@@ -3427,7 +3525,21 @@
           <w:szCs w:val="22"/>
           <w:cs/>
         </w:rPr>
-        <w:t xml:space="preserve">ผู้ช่วยศาสตราจารย์ ต้องมีผลการประเมินไม่ต่ำกว่าระดับชำนาญรองศาสตราจารย์ </w:t>
+        <w:t>ผู้ช่วยศาสตราจารย์ ต้องมีผลการประเมินไม่ต่ำกว่าระดับชำนาญรองศาสตราจารย์</w:t>
+      </w:r>
+      <w:r>
+        <w:rPr>
+          <w:rFonts w:ascii="TH Sarabun New" w:hAnsi="TH Sarabun New" w:cs="TH Sarabun New"/>
+          <w:szCs w:val="22"/>
+        </w:rPr>
+        <w:t xml:space="preserve">                </w:t>
+      </w:r>
+      <w:r>
+        <w:rPr>
+          <w:rFonts w:ascii="TH Sarabun New" w:hAnsi="TH Sarabun New" w:cs="TH Sarabun New"/>
+          <w:szCs w:val="22"/>
+        </w:rPr>
+        <w:t xml:space="preserve">                              </w:t>
       </w:r>
     </w:p>
     <w:p>
@@ -3445,6 +3557,13 @@
           <w:cs/>
         </w:rPr>
         <w:t>ต้องมีผลการประเมินไม่ต่ำกว่าระดับชำนาญพิเศษ</w:t>
+      </w:r>
+      <w:r>
+        <w:rPr>
+          <w:rFonts w:ascii="TH Sarabun New" w:hAnsi="TH Sarabun New" w:cs="TH Sarabun New"/>
+          <w:szCs w:val="22"/>
+        </w:rPr>
+        <w:t xml:space="preserve">                                                                                                       </w:t>
       </w:r>
     </w:p>
     <w:sectPr>
@@ -3530,7 +3649,7 @@
     <w:sdtContent>
       <w:p>
         <w:pPr>
-          <w:pStyle w:val="a4"/>
+          <w:pStyle w:val="Header"/>
           <w:jc w:val="center"/>
           <w:rPr>
             <w:rFonts w:ascii="TH Sarabun New" w:hAnsi="TH Sarabun New" w:cs="TH Sarabun New"/>
@@ -4353,18 +4472,17 @@
     <w:lsdException w:name="Unresolved Mention" w:semiHidden="1" w:unhideWhenUsed="1"/>
     <w:lsdException w:name="Smart Link" w:semiHidden="1" w:unhideWhenUsed="1"/>
   </w:latentStyles>
-  <w:style w:type="paragraph" w:default="1" w:styleId="a">
+  <w:style w:type="paragraph" w:default="1" w:styleId="Normal">
     <w:name w:val="Normal"/>
     <w:qFormat/>
     <w:rsid w:val="008C0D0C"/>
   </w:style>
-  <w:style w:type="character" w:default="1" w:styleId="a0">
+  <w:style w:type="character" w:default="1" w:styleId="DefaultParagraphFont">
     <w:name w:val="Default Paragraph Font"/>
     <w:uiPriority w:val="1"/>
-    <w:semiHidden/>
     <w:unhideWhenUsed/>
   </w:style>
-  <w:style w:type="table" w:default="1" w:styleId="a1">
+  <w:style w:type="table" w:default="1" w:styleId="TableNormal">
     <w:name w:val="Normal Table"/>
     <w:uiPriority w:val="99"/>
     <w:semiHidden/>
@@ -4379,15 +4497,15 @@
       </w:tblCellMar>
     </w:tblPr>
   </w:style>
-  <w:style w:type="numbering" w:default="1" w:styleId="a2">
+  <w:style w:type="numbering" w:default="1" w:styleId="NoList">
     <w:name w:val="No List"/>
     <w:uiPriority w:val="99"/>
     <w:semiHidden/>
     <w:unhideWhenUsed/>
   </w:style>
-  <w:style w:type="paragraph" w:styleId="a3">
+  <w:style w:type="paragraph" w:styleId="ListParagraph">
     <w:name w:val="List Paragraph"/>
-    <w:basedOn w:val="a"/>
+    <w:basedOn w:val="Normal"/>
     <w:uiPriority w:val="34"/>
     <w:qFormat/>
     <w:rsid w:val="008C0D0C"/>
@@ -4396,10 +4514,10 @@
       <w:contextualSpacing/>
     </w:pPr>
   </w:style>
-  <w:style w:type="paragraph" w:styleId="a4">
+  <w:style w:type="paragraph" w:styleId="Header">
     <w:name w:val="header"/>
-    <w:basedOn w:val="a"/>
-    <w:link w:val="a5"/>
+    <w:basedOn w:val="Normal"/>
+    <w:link w:val="HeaderChar"/>
     <w:uiPriority w:val="99"/>
     <w:unhideWhenUsed/>
     <w:rsid w:val="00BE4789"/>
@@ -4411,17 +4529,17 @@
       <w:spacing w:after="0" w:line="240" w:lineRule="auto"/>
     </w:pPr>
   </w:style>
-  <w:style w:type="character" w:customStyle="1" w:styleId="a5">
-    <w:name w:val="หัวกระดาษ อักขระ"/>
-    <w:basedOn w:val="a0"/>
-    <w:link w:val="a4"/>
+  <w:style w:type="character" w:customStyle="1" w:styleId="HeaderChar">
+    <w:name w:val="Header Char"/>
+    <w:basedOn w:val="DefaultParagraphFont"/>
+    <w:link w:val="Header"/>
     <w:uiPriority w:val="99"/>
     <w:rsid w:val="00BE4789"/>
   </w:style>
-  <w:style w:type="paragraph" w:styleId="a6">
+  <w:style w:type="paragraph" w:styleId="Footer">
     <w:name w:val="footer"/>
-    <w:basedOn w:val="a"/>
-    <w:link w:val="a7"/>
+    <w:basedOn w:val="Normal"/>
+    <w:link w:val="FooterChar"/>
     <w:uiPriority w:val="99"/>
     <w:unhideWhenUsed/>
     <w:rsid w:val="00BE4789"/>
@@ -4433,10 +4551,10 @@
       <w:spacing w:after="0" w:line="240" w:lineRule="auto"/>
     </w:pPr>
   </w:style>
-  <w:style w:type="character" w:customStyle="1" w:styleId="a7">
-    <w:name w:val="ท้ายกระดาษ อักขระ"/>
-    <w:basedOn w:val="a0"/>
-    <w:link w:val="a6"/>
+  <w:style w:type="character" w:customStyle="1" w:styleId="FooterChar">
+    <w:name w:val="Footer Char"/>
+    <w:basedOn w:val="DefaultParagraphFont"/>
+    <w:link w:val="Footer"/>
     <w:uiPriority w:val="99"/>
     <w:rsid w:val="00BE4789"/>
   </w:style>
